--- a/tech_blog_output/verl_omni_multimodal_rl/final/blog.en.docx
+++ b/tech_blog_output/verl_omni_multimodal_rl/final/blog.en.docx
@@ -88,6 +88,48 @@
       <w:pPr>
         <w:pStyle w:val="Lead"/>
       </w:pPr>
+      <w:r>
+        <w:rPr>
+          <w:b/>
+        </w:rPr>
+        <w:t>Source video</w:t>
+      </w:r>
+      <w:r>
+        <w:t xml:space="preserve">: </w:t>
+      </w:r>
+      <w:hyperlink r:id="rId11">
+        <w:r>
+          <w:rPr>
+            <w:color w:val="0563C1"/>
+            <w:u w:val="single"/>
+          </w:rPr>
+          <w:t>Bilibili BV1qd7n6TEZk</w:t>
+        </w:r>
+      </w:hyperlink>
+      <w:r>
+        <w:t xml:space="preserve"> · </w:t>
+      </w:r>
+      <w:r>
+        <w:rPr>
+          <w:b/>
+        </w:rPr>
+        <w:t>Slides</w:t>
+      </w:r>
+      <w:r>
+        <w:t xml:space="preserve">: </w:t>
+      </w:r>
+      <w:hyperlink r:id="rId12">
+        <w:r>
+          <w:rPr>
+            <w:color w:val="0563C1"/>
+            <w:u w:val="single"/>
+          </w:rPr>
+          <w:t>veRL-Omni Slides</w:t>
+        </w:r>
+      </w:hyperlink>
+    </w:p>
+    <w:p>
+      <w:pPr/>
       <w:r>
         <w:t>When the training target of reinforcement learning expands from text-only large language models to diffusion models and omni-modal models, the computational characteristics of both the generation and evaluation stages undergo a qualitative shift. Traditional frameworks are designed around the assumption of "fast autoregressive sampling + lightweight rule-based rewards." Once confronted with multi-step denoising trajectories and heavy vision-language rewards, pipeline stalls and resource idling quickly follow. VeRL-Omni is an independent framework split from VeRL precisely to address this structural mismatch—through three core optimizations—asynchronous reward streaming, step-wise continuous batching, and rollout calibration—it compresses per-step training time from 190 s to 152 s on the Qwen-Image scenario, yielding approximately a 20% end-to-end throughput improvement.</w:t>
       </w:r>
@@ -278,7 +320,7 @@
                     <pic:cNvPicPr/>
                   </pic:nvPicPr>
                   <pic:blipFill>
-                    <a:blip r:embed="rId11"/>
+                    <a:blip r:embed="rId13"/>
                     <a:stretch>
                       <a:fillRect/>
                     </a:stretch>
@@ -799,7 +841,7 @@
                     <pic:cNvPicPr/>
                   </pic:nvPicPr>
                   <pic:blipFill>
-                    <a:blip r:embed="rId12"/>
+                    <a:blip r:embed="rId14"/>
                     <a:stretch>
                       <a:fillRect/>
                     </a:stretch>
@@ -1455,7 +1497,7 @@
                     <pic:cNvPicPr/>
                   </pic:nvPicPr>
                   <pic:blipFill>
-                    <a:blip r:embed="rId13"/>
+                    <a:blip r:embed="rId15"/>
                     <a:stretch>
                       <a:fillRect/>
                     </a:stretch>
@@ -2502,7 +2544,7 @@
                     <pic:cNvPicPr/>
                   </pic:nvPicPr>
                   <pic:blipFill>
-                    <a:blip r:embed="rId14"/>
+                    <a:blip r:embed="rId16"/>
                     <a:stretch>
                       <a:fillRect/>
                     </a:stretch>
@@ -4375,7 +4417,7 @@
                     <pic:cNvPicPr/>
                   </pic:nvPicPr>
                   <pic:blipFill>
-                    <a:blip r:embed="rId15"/>
+                    <a:blip r:embed="rId17"/>
                     <a:stretch>
                       <a:fillRect/>
                     </a:stretch>
@@ -4650,7 +4692,7 @@
                     <pic:cNvPicPr/>
                   </pic:nvPicPr>
                   <pic:blipFill>
-                    <a:blip r:embed="rId16"/>
+                    <a:blip r:embed="rId18"/>
                     <a:stretch>
                       <a:fillRect/>
                     </a:stretch>
@@ -5571,7 +5613,7 @@
                     <pic:cNvPicPr/>
                   </pic:nvPicPr>
                   <pic:blipFill>
-                    <a:blip r:embed="rId17"/>
+                    <a:blip r:embed="rId19"/>
                     <a:stretch>
                       <a:fillRect/>
                     </a:stretch>
@@ -6216,7 +6258,7 @@
                     <pic:cNvPicPr/>
                   </pic:nvPicPr>
                   <pic:blipFill>
-                    <a:blip r:embed="rId18"/>
+                    <a:blip r:embed="rId20"/>
                     <a:stretch>
                       <a:fillRect/>
                     </a:stretch>
@@ -6710,7 +6752,7 @@
                     <pic:cNvPicPr/>
                   </pic:nvPicPr>
                   <pic:blipFill>
-                    <a:blip r:embed="rId19"/>
+                    <a:blip r:embed="rId21"/>
                     <a:stretch>
                       <a:fillRect/>
                     </a:stretch>
